--- a/Caratula.docx
+++ b/Caratula.docx
@@ -169,14 +169,12 @@
             <w:vAlign w:val="center"/>
           </w:tcPr>
           <w:p>
-            <w:proofErr w:type="spellStart"/>
             <w:r>
               <w:rPr>
                 <w:b/>
               </w:rPr>
               <w:t>Asignatura</w:t>
             </w:r>
-            <w:proofErr w:type="spellEnd"/>
           </w:p>
         </w:tc>
         <w:tc>
@@ -659,30 +657,7 @@
     </w:tbl>
     <w:p>
       <w:pPr>
-        <w:pStyle w:val="Ttulo1"/>
-      </w:pPr>
-      <w:proofErr w:type="spellStart"/>
-      <w:r>
-        <w:t>Enunciado</w:t>
-      </w:r>
-      <w:proofErr w:type="spellEnd"/>
-      <w:r>
-        <w:t xml:space="preserve"> del </w:t>
-      </w:r>
-      <w:proofErr w:type="spellStart"/>
-      <w:r>
-        <w:t>trabajo</w:t>
-      </w:r>
-      <w:proofErr w:type="spellEnd"/>
-    </w:p>
-    <w:p/>
-    <w:p>
-      <w:pPr>
         <w:pStyle w:val="Prrafodelista"/>
-        <w:numPr>
-          <w:ilvl w:val="0"/>
-          <w:numId w:val="10"/>
-        </w:numPr>
         <w:rPr>
           <w:lang w:val="es-AR"/>
         </w:rPr>
@@ -691,98 +666,8 @@
         <w:rPr>
           <w:lang w:val="es-AR"/>
         </w:rPr>
-        <w:t xml:space="preserve">Realizar un programa que permita determinar a cuantas semanas equivale un numero ingresado que está expresado en minutos. Considere el ingreso de 15 números. El resultado debe contener hasta 2 números decimales. </w:t>
-      </w:r>
-    </w:p>
-    <w:p>
-      <w:pPr>
-        <w:pStyle w:val="Prrafodelista"/>
-        <w:numPr>
-          <w:ilvl w:val="0"/>
-          <w:numId w:val="10"/>
-        </w:numPr>
-      </w:pPr>
-      <w:r>
-        <w:rPr>
-          <w:lang w:val="es-AR"/>
-        </w:rPr>
-        <w:t xml:space="preserve">Programar el siguiente juego: Un usuario ingresa un número entre 1 y 10. Otro usuario tiene 3 intentos para dar con ese número. Como pista por pantalla se muestra cada vez que ingresa un </w:t>
-      </w:r>
-      <w:r>
-        <w:rPr>
-          <w:lang w:val="es-AR"/>
-        </w:rPr>
-        <w:lastRenderedPageBreak/>
-        <w:t>número si es mayor o menor. Si acierta felicitar al jugador de lo contrario comunicarle el fracaso. Dar la opción de volver a jugar.</w:t>
-      </w:r>
-    </w:p>
-    <w:p>
-      <w:pPr>
-        <w:pStyle w:val="Prrafodelista"/>
-        <w:numPr>
-          <w:ilvl w:val="0"/>
-          <w:numId w:val="10"/>
-        </w:numPr>
-        <w:rPr>
-          <w:lang w:val="es-AR"/>
-        </w:rPr>
-      </w:pPr>
-      <w:r>
-        <w:rPr>
-          <w:lang w:val="es-AR"/>
-        </w:rPr>
-        <w:t xml:space="preserve">Escribe un programa para encontrar la suma de la serie 1+11+111+1111+...n. El usuario debe ingresar un número donde n será menor a dicho número ingresado. Ejemplo: Usuario ingresa 23540, luego la serie será 1+11+111+1111+11111 y el resultado de la suma es 12345.  </w:t>
-      </w:r>
-    </w:p>
-    <w:p>
-      <w:pPr>
-        <w:pStyle w:val="Prrafodelista"/>
-        <w:numPr>
-          <w:ilvl w:val="0"/>
-          <w:numId w:val="10"/>
-        </w:numPr>
-      </w:pPr>
-      <w:r>
-        <w:rPr>
-          <w:lang w:val="es-AR"/>
-        </w:rPr>
-        <w:t xml:space="preserve">Realizar un cuento interactivo al estilo “Elije tu Propia Aventura”. Al final de cada párrafo el lector podrá elegir entre 2 o más opciones. </w:t>
-      </w:r>
-      <w:r>
-        <w:t xml:space="preserve">El cuento </w:t>
-      </w:r>
-      <w:proofErr w:type="spellStart"/>
-      <w:r>
-        <w:t>podrá</w:t>
-      </w:r>
-      <w:proofErr w:type="spellEnd"/>
-      <w:r>
         <w:t xml:space="preserve"> </w:t>
       </w:r>
-      <w:proofErr w:type="spellStart"/>
-      <w:r>
-        <w:t>tener</w:t>
-      </w:r>
-      <w:proofErr w:type="spellEnd"/>
-      <w:r>
-        <w:t xml:space="preserve"> 1 o </w:t>
-      </w:r>
-      <w:proofErr w:type="spellStart"/>
-      <w:r>
-        <w:t>más</w:t>
-      </w:r>
-      <w:proofErr w:type="spellEnd"/>
-      <w:r>
-        <w:t xml:space="preserve"> finales.</w:t>
-      </w:r>
-    </w:p>
-    <w:p>
-      <w:pPr>
-        <w:spacing w:after="360"/>
-        <w:rPr>
-          <w:lang w:val="es-AR"/>
-        </w:rPr>
-      </w:pPr>
     </w:p>
     <w:sectPr>
       <w:pgSz w:w="12240" w:h="15840"/>
